--- a/APLOS/POPResources/Templates/PurchaseOrder20202.docx
+++ b/APLOS/POPResources/Templates/PurchaseOrder20202.docx
@@ -485,14 +485,25 @@
                 <w:szCs w:val="16"/>
               </w:rPr>
             </w:pPr>
-            <w:r>
-              <w:rPr>
-                <w:rFonts w:ascii="Tahoma" w:hAnsi="Tahoma" w:cs="Tahoma"/>
-                <w:b/>
-                <w:sz w:val="16"/>
-                <w:szCs w:val="16"/>
-              </w:rPr>
-              <w:t>Checked  Status:</w:t>
+            <w:proofErr w:type="gramStart"/>
+            <w:r>
+              <w:rPr>
+                <w:rFonts w:ascii="Tahoma" w:hAnsi="Tahoma" w:cs="Tahoma"/>
+                <w:b/>
+                <w:sz w:val="16"/>
+                <w:szCs w:val="16"/>
+              </w:rPr>
+              <w:t>Checked  Status</w:t>
+            </w:r>
+            <w:proofErr w:type="gramEnd"/>
+            <w:r>
+              <w:rPr>
+                <w:rFonts w:ascii="Tahoma" w:hAnsi="Tahoma" w:cs="Tahoma"/>
+                <w:b/>
+                <w:sz w:val="16"/>
+                <w:szCs w:val="16"/>
+              </w:rPr>
+              <w:t>:</w:t>
             </w:r>
             <w:r>
               <w:rPr>
@@ -604,6 +615,7 @@
                 <w:szCs w:val="16"/>
               </w:rPr>
             </w:pPr>
+            <w:proofErr w:type="gramStart"/>
             <w:r>
               <w:rPr>
                 <w:rFonts w:ascii="Tahoma" w:hAnsi="Tahoma" w:cs="Tahoma"/>
@@ -622,6 +634,7 @@
               </w:rPr>
               <w:t>Status</w:t>
             </w:r>
+            <w:proofErr w:type="gramEnd"/>
             <w:r>
               <w:rPr>
                 <w:rFonts w:ascii="Tahoma" w:hAnsi="Tahoma" w:cs="Tahoma"/>
@@ -896,6 +909,7 @@
               <w:t>{</w:t>
             </w:r>
             <w:proofErr w:type="spellStart"/>
+            <w:proofErr w:type="gramStart"/>
             <w:r>
               <w:rPr>
                 <w:rFonts w:ascii="Tahoma" w:eastAsia="Arial" w:hAnsi="Tahoma" w:cs="Tahoma"/>
@@ -921,7 +935,16 @@
                 <w:sz w:val="16"/>
                 <w:szCs w:val="16"/>
               </w:rPr>
-              <w:t xml:space="preserve">     </w:t>
+              <w:t xml:space="preserve">   </w:t>
+            </w:r>
+            <w:proofErr w:type="gramEnd"/>
+            <w:r>
+              <w:rPr>
+                <w:rFonts w:ascii="Tahoma" w:hAnsi="Tahoma" w:cs="Tahoma"/>
+                <w:sz w:val="16"/>
+                <w:szCs w:val="16"/>
+              </w:rPr>
+              <w:t xml:space="preserve">  </w:t>
             </w:r>
             <w:r>
               <w:rPr>
@@ -1137,6 +1160,7 @@
               <w:t>: {</w:t>
             </w:r>
             <w:proofErr w:type="spellStart"/>
+            <w:proofErr w:type="gramStart"/>
             <w:r>
               <w:rPr>
                 <w:rFonts w:ascii="Tahoma" w:hAnsi="Tahoma" w:cs="Tahoma"/>
@@ -1162,7 +1186,16 @@
                 <w:sz w:val="16"/>
                 <w:szCs w:val="16"/>
               </w:rPr>
-              <w:t xml:space="preserve">     </w:t>
+              <w:t xml:space="preserve">   </w:t>
+            </w:r>
+            <w:proofErr w:type="gramEnd"/>
+            <w:r>
+              <w:rPr>
+                <w:rFonts w:ascii="Tahoma" w:hAnsi="Tahoma" w:cs="Tahoma"/>
+                <w:sz w:val="16"/>
+                <w:szCs w:val="16"/>
+              </w:rPr>
+              <w:t xml:space="preserve">  </w:t>
             </w:r>
             <w:r>
               <w:rPr>
@@ -1888,15 +1921,27 @@
                 <w:szCs w:val="16"/>
               </w:rPr>
             </w:pPr>
-            <w:r>
-              <w:rPr>
-                <w:rFonts w:ascii="Tahoma" w:eastAsia="Arial" w:hAnsi="Tahoma" w:cs="Tahoma"/>
-                <w:b/>
-                <w:bCs/>
-                <w:sz w:val="16"/>
-                <w:szCs w:val="16"/>
-              </w:rPr>
-              <w:t>Total : {</w:t>
+            <w:proofErr w:type="gramStart"/>
+            <w:r>
+              <w:rPr>
+                <w:rFonts w:ascii="Tahoma" w:eastAsia="Arial" w:hAnsi="Tahoma" w:cs="Tahoma"/>
+                <w:b/>
+                <w:bCs/>
+                <w:sz w:val="16"/>
+                <w:szCs w:val="16"/>
+              </w:rPr>
+              <w:t>Total :</w:t>
+            </w:r>
+            <w:proofErr w:type="gramEnd"/>
+            <w:r>
+              <w:rPr>
+                <w:rFonts w:ascii="Tahoma" w:eastAsia="Arial" w:hAnsi="Tahoma" w:cs="Tahoma"/>
+                <w:b/>
+                <w:bCs/>
+                <w:sz w:val="16"/>
+                <w:szCs w:val="16"/>
+              </w:rPr>
+              <w:t xml:space="preserve"> {</w:t>
             </w:r>
             <w:proofErr w:type="spellStart"/>
             <w:r>
@@ -1999,7 +2044,29 @@
                 <w:sz w:val="16"/>
                 <w:szCs w:val="16"/>
               </w:rPr>
-              <w:t>Delivery Instructions(IF ANY): {</w:t>
+              <w:t xml:space="preserve">Delivery </w:t>
+            </w:r>
+            <w:proofErr w:type="gramStart"/>
+            <w:r>
+              <w:rPr>
+                <w:rFonts w:ascii="Tahoma" w:eastAsia="Arial" w:hAnsi="Tahoma" w:cs="Tahoma"/>
+                <w:b/>
+                <w:bCs/>
+                <w:sz w:val="16"/>
+                <w:szCs w:val="16"/>
+              </w:rPr>
+              <w:t>Instructions(</w:t>
+            </w:r>
+            <w:proofErr w:type="gramEnd"/>
+            <w:r>
+              <w:rPr>
+                <w:rFonts w:ascii="Tahoma" w:eastAsia="Arial" w:hAnsi="Tahoma" w:cs="Tahoma"/>
+                <w:b/>
+                <w:bCs/>
+                <w:sz w:val="16"/>
+                <w:szCs w:val="16"/>
+              </w:rPr>
+              <w:t>IF ANY): {</w:t>
             </w:r>
             <w:proofErr w:type="spellStart"/>
             <w:r>
@@ -2053,7 +2120,29 @@
                 <w:sz w:val="16"/>
                 <w:szCs w:val="16"/>
               </w:rPr>
-              <w:t>Special Instructions(IF ANY):{</w:t>
+              <w:t xml:space="preserve">Special </w:t>
+            </w:r>
+            <w:proofErr w:type="gramStart"/>
+            <w:r>
+              <w:rPr>
+                <w:rFonts w:ascii="Tahoma" w:eastAsia="Arial" w:hAnsi="Tahoma" w:cs="Tahoma"/>
+                <w:b/>
+                <w:bCs/>
+                <w:sz w:val="16"/>
+                <w:szCs w:val="16"/>
+              </w:rPr>
+              <w:t>Instructions(</w:t>
+            </w:r>
+            <w:proofErr w:type="gramEnd"/>
+            <w:r>
+              <w:rPr>
+                <w:rFonts w:ascii="Tahoma" w:eastAsia="Arial" w:hAnsi="Tahoma" w:cs="Tahoma"/>
+                <w:b/>
+                <w:bCs/>
+                <w:sz w:val="16"/>
+                <w:szCs w:val="16"/>
+              </w:rPr>
+              <w:t>IF ANY):{</w:t>
             </w:r>
             <w:proofErr w:type="spellStart"/>
             <w:r>
@@ -2107,8 +2196,20 @@
                 <w:sz w:val="18"/>
                 <w:szCs w:val="18"/>
               </w:rPr>
-              <w:t>Terms and Condition :</w:t>
-            </w:r>
+              <w:t xml:space="preserve">Terms and </w:t>
+            </w:r>
+            <w:proofErr w:type="gramStart"/>
+            <w:r>
+              <w:rPr>
+                <w:rFonts w:ascii="Tahoma" w:eastAsia="Arial" w:hAnsi="Tahoma" w:cs="Tahoma"/>
+                <w:b/>
+                <w:bCs/>
+                <w:sz w:val="18"/>
+                <w:szCs w:val="18"/>
+              </w:rPr>
+              <w:t>Condition :</w:t>
+            </w:r>
+            <w:proofErr w:type="gramEnd"/>
           </w:p>
           <w:p>
             <w:pPr>
@@ -2161,8 +2262,29 @@
                 <w:sz w:val="16"/>
                 <w:szCs w:val="16"/>
               </w:rPr>
-              <w:t>}</w:t>
-            </w:r>
+              <w:t xml:space="preserve">}       </w:t>
+            </w:r>
+            <w:r>
+              <w:rPr>
+                <w:rFonts w:ascii="Tahoma" w:eastAsia="Arial" w:hAnsi="Tahoma" w:cs="Tahoma"/>
+                <w:b/>
+                <w:bCs/>
+                <w:sz w:val="16"/>
+                <w:szCs w:val="16"/>
+              </w:rPr>
+              <w:t xml:space="preserve">       </w:t>
+            </w:r>
+          </w:p>
+          <w:p>
+            <w:pPr>
+              <w:rPr>
+                <w:rFonts w:ascii="Tahoma" w:eastAsia="Arial" w:hAnsi="Tahoma" w:cs="Tahoma"/>
+                <w:b/>
+                <w:bCs/>
+                <w:sz w:val="16"/>
+                <w:szCs w:val="16"/>
+              </w:rPr>
+            </w:pPr>
             <w:r>
               <w:rPr>
                 <w:rFonts w:ascii="Tahoma" w:eastAsia="Arial" w:hAnsi="Tahoma" w:cs="Tahoma"/>
@@ -2774,7 +2896,7 @@
                       </mc:Choice>
                       <mc:Fallback>
                         <w:pict>
-                          <v:line w14:anchorId="56D3D1DC" id="Straight Connector 3" o:spid="_x0000_s1026" style="position:absolute;flip:x;z-index:251656192;visibility:visible;mso-wrap-style:square;mso-width-percent:0;mso-height-percent:0;mso-wrap-distance-left:9pt;mso-wrap-distance-top:0;mso-wrap-distance-right:9pt;mso-wrap-distance-bottom:0;mso-position-horizontal:absolute;mso-position-horizontal-relative:text;mso-position-vertical:absolute;mso-position-vertical-relative:text;mso-width-percent:0;mso-height-percent:0;mso-width-relative:margin;mso-height-relative:margin" from="30.2pt,12.8pt" to="139.75pt,12.8pt" o:gfxdata="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" strokecolor="windowText" strokeweight=".5pt">
+                          <v:line w14:anchorId="0B6F14CD" id="Straight Connector 3" o:spid="_x0000_s1026" style="position:absolute;flip:x;z-index:251656192;visibility:visible;mso-wrap-style:square;mso-width-percent:0;mso-height-percent:0;mso-wrap-distance-left:9pt;mso-wrap-distance-top:0;mso-wrap-distance-right:9pt;mso-wrap-distance-bottom:0;mso-position-horizontal:absolute;mso-position-horizontal-relative:text;mso-position-vertical:absolute;mso-position-vertical-relative:text;mso-width-percent:0;mso-height-percent:0;mso-width-relative:margin;mso-height-relative:margin" from="30.2pt,12.8pt" to="139.75pt,12.8pt" o:gfxdata="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" strokecolor="windowText" strokeweight=".5pt">
                             <v:stroke joinstyle="miter"/>
                           </v:line>
                         </w:pict>
@@ -2895,7 +3017,7 @@
                       </mc:Choice>
                       <mc:Fallback>
                         <w:pict>
-                          <v:line w14:anchorId="12C92E79" id="Straight Connector 1" o:spid="_x0000_s1026" style="position:absolute;z-index:251658240;visibility:visible;mso-wrap-style:square;mso-width-percent:0;mso-wrap-distance-left:9pt;mso-wrap-distance-top:0;mso-wrap-distance-right:9pt;mso-wrap-distance-bottom:0;mso-position-horizontal:absolute;mso-position-horizontal-relative:text;mso-position-vertical:absolute;mso-position-vertical-relative:text;mso-width-percent:0;mso-width-relative:margin" from="23.45pt,12.8pt" to="143.65pt,12.8pt" o:gfxdata="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" strokecolor="windowText" strokeweight=".5pt">
+                          <v:line w14:anchorId="73DD0E81" id="Straight Connector 1" o:spid="_x0000_s1026" style="position:absolute;z-index:251658240;visibility:visible;mso-wrap-style:square;mso-width-percent:0;mso-wrap-distance-left:9pt;mso-wrap-distance-top:0;mso-wrap-distance-right:9pt;mso-wrap-distance-bottom:0;mso-position-horizontal:absolute;mso-position-horizontal-relative:text;mso-position-vertical:absolute;mso-position-vertical-relative:text;mso-width-percent:0;mso-width-relative:margin" from="23.45pt,12.8pt" to="143.65pt,12.8pt" o:gfxdata="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" strokecolor="windowText" strokeweight=".5pt">
                             <v:stroke joinstyle="miter"/>
                           </v:line>
                         </w:pict>
@@ -3013,7 +3135,7 @@
                       </mc:Choice>
                       <mc:Fallback>
                         <w:pict>
-                          <v:line w14:anchorId="28AC65F7" id="Straight Connector 2" o:spid="_x0000_s1026" style="position:absolute;z-index:251660288;visibility:visible;mso-wrap-style:square;mso-wrap-distance-left:9pt;mso-wrap-distance-top:0;mso-wrap-distance-right:9pt;mso-wrap-distance-bottom:0;mso-position-horizontal:absolute;mso-position-horizontal-relative:text;mso-position-vertical:absolute;mso-position-vertical-relative:text" from="31.15pt,12.8pt" to="143.2pt,12.8pt" o:gfxdata="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" strokecolor="windowText" strokeweight=".5pt">
+                          <v:line w14:anchorId="08EF70C1" id="Straight Connector 2" o:spid="_x0000_s1026" style="position:absolute;z-index:251660288;visibility:visible;mso-wrap-style:square;mso-wrap-distance-left:9pt;mso-wrap-distance-top:0;mso-wrap-distance-right:9pt;mso-wrap-distance-bottom:0;mso-position-horizontal:absolute;mso-position-horizontal-relative:text;mso-position-vertical:absolute;mso-position-vertical-relative:text" from="31.15pt,12.8pt" to="143.2pt,12.8pt" o:gfxdata="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" strokecolor="windowText" strokeweight=".5pt">
                             <v:stroke joinstyle="miter"/>
                           </v:line>
                         </w:pict>
@@ -3364,7 +3486,16 @@
         <w:sz w:val="16"/>
         <w:szCs w:val="16"/>
       </w:rPr>
-      <w:t xml:space="preserve"> District: Gazipur-1751,</w:t>
+      <w:t xml:space="preserve"> District: Gazipur-</w:t>
+    </w:r>
+    <w:proofErr w:type="gramStart"/>
+    <w:r>
+      <w:rPr>
+        <w:rFonts w:ascii="Tahoma" w:hAnsi="Tahoma" w:cs="Tahoma"/>
+        <w:sz w:val="16"/>
+        <w:szCs w:val="16"/>
+      </w:rPr>
+      <w:t>1751,</w:t>
     </w:r>
     <w:r>
       <w:rPr>
@@ -3372,7 +3503,16 @@
         <w:sz w:val="16"/>
         <w:szCs w:val="16"/>
       </w:rPr>
-      <w:t>Bangladesh.</w:t>
+      <w:t>Bangladesh</w:t>
+    </w:r>
+    <w:proofErr w:type="gramEnd"/>
+    <w:r>
+      <w:rPr>
+        <w:rFonts w:ascii="Tahoma" w:hAnsi="Tahoma" w:cs="Tahoma"/>
+        <w:sz w:val="16"/>
+        <w:szCs w:val="16"/>
+      </w:rPr>
+      <w:t>.</w:t>
     </w:r>
   </w:p>
 </w:ftr>
@@ -3510,7 +3650,16 @@
                               <w:sz w:val="16"/>
                               <w:szCs w:val="16"/>
                             </w:rPr>
-                            <w:t xml:space="preserve"> District: Gazipur-1751</w:t>
+                            <w:t xml:space="preserve"> District: Gazipur-</w:t>
+                          </w:r>
+                          <w:proofErr w:type="gramStart"/>
+                          <w:r>
+                            <w:rPr>
+                              <w:rFonts w:ascii="Tahoma" w:hAnsi="Tahoma" w:cs="Tahoma"/>
+                              <w:sz w:val="16"/>
+                              <w:szCs w:val="16"/>
+                            </w:rPr>
+                            <w:t>1751</w:t>
                           </w:r>
                           <w:r>
                             <w:rPr>
@@ -3526,7 +3675,16 @@
                               <w:sz w:val="16"/>
                               <w:szCs w:val="16"/>
                             </w:rPr>
-                            <w:t>Bangladesh.</w:t>
+                            <w:t>Bangladesh</w:t>
+                          </w:r>
+                          <w:proofErr w:type="gramEnd"/>
+                          <w:r>
+                            <w:rPr>
+                              <w:rFonts w:ascii="Tahoma" w:hAnsi="Tahoma" w:cs="Tahoma"/>
+                              <w:sz w:val="16"/>
+                              <w:szCs w:val="16"/>
+                            </w:rPr>
+                            <w:t>.</w:t>
                           </w:r>
                           <w:r>
                             <w:rPr>
@@ -3613,7 +3771,16 @@
                         <w:sz w:val="16"/>
                         <w:szCs w:val="16"/>
                       </w:rPr>
-                      <w:t xml:space="preserve"> District: Gazipur-1751</w:t>
+                      <w:t xml:space="preserve"> District: Gazipur-</w:t>
+                    </w:r>
+                    <w:proofErr w:type="gramStart"/>
+                    <w:r>
+                      <w:rPr>
+                        <w:rFonts w:ascii="Tahoma" w:hAnsi="Tahoma" w:cs="Tahoma"/>
+                        <w:sz w:val="16"/>
+                        <w:szCs w:val="16"/>
+                      </w:rPr>
+                      <w:t>1751</w:t>
                     </w:r>
                     <w:r>
                       <w:rPr>
@@ -3629,7 +3796,16 @@
                         <w:sz w:val="16"/>
                         <w:szCs w:val="16"/>
                       </w:rPr>
-                      <w:t>Bangladesh.</w:t>
+                      <w:t>Bangladesh</w:t>
+                    </w:r>
+                    <w:proofErr w:type="gramEnd"/>
+                    <w:r>
+                      <w:rPr>
+                        <w:rFonts w:ascii="Tahoma" w:hAnsi="Tahoma" w:cs="Tahoma"/>
+                        <w:sz w:val="16"/>
+                        <w:szCs w:val="16"/>
+                      </w:rPr>
+                      <w:t>.</w:t>
                     </w:r>
                     <w:r>
                       <w:rPr>
